--- a/Pregrado/Investigacion en ciencia y tecnologia/Clases/Recursos/ACAs/Parcial 2 (21%) - guia del cuestionario.docx
+++ b/Pregrado/Investigacion en ciencia y tecnologia/Clases/Recursos/ACAs/Parcial 2 (21%) - guia del cuestionario.docx
@@ -794,7 +794,7 @@
           <w:color w:val="2B2B2B"/>
           <w:sz w:val="22"/>
         </w:rPr>
-        <w:t xml:space="preserve">Temario trabajado en clase </w:t>
+        <w:t xml:space="preserve">Sesiones </w:t>
       </w:r>
       <w:r>
         <w:rPr>
@@ -803,7 +803,7 @@
           <w:color w:val="2B2B2B"/>
           <w:sz w:val="22"/>
         </w:rPr>
-        <w:t>hasta el cierre</w:t>
+        <w:t>ya dictadas</w:t>
       </w:r>
       <w:r>
         <w:rPr>
@@ -812,7 +812,7 @@
           <w:color w:val="2B2B2B"/>
           <w:sz w:val="22"/>
         </w:rPr>
-        <w:t xml:space="preserve"> (10/09/2026):</w:t>
+        <w:t xml:space="preserve"> cuando cierra este cuestionario (10/09/2026) — eso es lo que entra:</w:t>
       </w:r>
     </w:p>
     <w:p>
@@ -881,30 +881,7 @@
           <w:color w:val="2B2B2B"/>
           <w:sz w:val="22"/>
         </w:rPr>
-        <w:t xml:space="preserve"> (03/09/2026) — Identificación de problemas y pregunta de investigación</w:t>
-      </w:r>
-    </w:p>
-    <w:p>
-      <w:pPr>
-        <w:pStyle w:val="ListBullet"/>
-      </w:pPr>
-      <w:r>
-        <w:rPr>
-          <w:rFonts w:ascii="Calibri" w:hAnsi="Calibri"/>
-          <w:b/>
-          <w:color w:val="2B2B2B"/>
-          <w:sz w:val="22"/>
-        </w:rPr>
-        <w:t>Sesión 05</w:t>
-      </w:r>
-      <w:r>
-        <w:rPr>
-          <w:rFonts w:ascii="Calibri" w:hAnsi="Calibri"/>
-          <w:b w:val="0"/>
-          <w:color w:val="2B2B2B"/>
-          <w:sz w:val="22"/>
-        </w:rPr>
-        <w:t xml:space="preserve"> (10/09/2026) — Formulación del planteamiento del problema</w:t>
+        <w:t xml:space="preserve"> (03/09/2026) — Problema y pregunta · bases de datos y gestores de citas</w:t>
       </w:r>
     </w:p>
     <w:p>
@@ -924,7 +901,99 @@
           <w:color w:val="2B2B2B"/>
           <w:sz w:val="22"/>
         </w:rPr>
-        <w:t xml:space="preserve"> (03/09/2026): Sesión 05. Lo anterior sigue siendo base — el curso es acumulativo.</w:t>
+        <w:t xml:space="preserve"> (03/09/2026): Sesión 04. Lo anterior sigue siendo base — el curso es acumulativo.</w:t>
+      </w:r>
+    </w:p>
+    <w:p>
+      <w:r>
+        <w:rPr>
+          <w:rFonts w:ascii="Calibri" w:hAnsi="Calibri"/>
+          <w:b/>
+          <w:color w:val="2B2B2B"/>
+          <w:sz w:val="22"/>
+        </w:rPr>
+        <w:t>Lo que NO entra:</w:t>
+      </w:r>
+      <w:r>
+        <w:rPr>
+          <w:rFonts w:ascii="Calibri" w:hAnsi="Calibri"/>
+          <w:b w:val="0"/>
+          <w:color w:val="2B2B2B"/>
+          <w:sz w:val="22"/>
+        </w:rPr>
+        <w:t xml:space="preserve"> la </w:t>
+      </w:r>
+      <w:r>
+        <w:rPr>
+          <w:rFonts w:ascii="Calibri" w:hAnsi="Calibri"/>
+          <w:b/>
+          <w:color w:val="2B2B2B"/>
+          <w:sz w:val="22"/>
+        </w:rPr>
+        <w:t>Sesión 05</w:t>
+      </w:r>
+      <w:r>
+        <w:rPr>
+          <w:rFonts w:ascii="Calibri" w:hAnsi="Calibri"/>
+          <w:b w:val="0"/>
+          <w:color w:val="2B2B2B"/>
+          <w:sz w:val="22"/>
+        </w:rPr>
+        <w:t xml:space="preserve"> (10/09/2026 — Planteamiento del problema · marco teórico y revisión de literatura) se dicta </w:t>
+      </w:r>
+      <w:r>
+        <w:rPr>
+          <w:rFonts w:ascii="Calibri" w:hAnsi="Calibri"/>
+          <w:b/>
+          <w:color w:val="2B2B2B"/>
+          <w:sz w:val="22"/>
+        </w:rPr>
+        <w:t>el mismo día</w:t>
+      </w:r>
+      <w:r>
+        <w:rPr>
+          <w:rFonts w:ascii="Calibri" w:hAnsi="Calibri"/>
+          <w:b w:val="0"/>
+          <w:color w:val="2B2B2B"/>
+          <w:sz w:val="22"/>
+        </w:rPr>
+        <w:t xml:space="preserve"> en que cierra el cuestionario, así que su tema </w:t>
+      </w:r>
+      <w:r>
+        <w:rPr>
+          <w:rFonts w:ascii="Calibri" w:hAnsi="Calibri"/>
+          <w:b/>
+          <w:color w:val="2B2B2B"/>
+          <w:sz w:val="22"/>
+        </w:rPr>
+        <w:t>queda fuera</w:t>
+      </w:r>
+      <w:r>
+        <w:rPr>
+          <w:rFonts w:ascii="Calibri" w:hAnsi="Calibri"/>
+          <w:b w:val="0"/>
+          <w:color w:val="2B2B2B"/>
+          <w:sz w:val="22"/>
+        </w:rPr>
+        <w:t xml:space="preserve">: no se te pregunta algo que todavía no has visto en clase. Ese tema entra en </w:t>
+      </w:r>
+      <w:r>
+        <w:rPr>
+          <w:rFonts w:ascii="Calibri" w:hAnsi="Calibri"/>
+          <w:b/>
+          <w:color w:val="2B2B2B"/>
+          <w:sz w:val="22"/>
+        </w:rPr>
+        <w:t>Quiz 3</w:t>
+      </w:r>
+      <w:r>
+        <w:rPr>
+          <w:rFonts w:ascii="Calibri" w:hAnsi="Calibri"/>
+          <w:b w:val="0"/>
+          <w:color w:val="2B2B2B"/>
+          <w:sz w:val="22"/>
+        </w:rPr>
+        <w:t>.</w:t>
       </w:r>
     </w:p>
     <w:p>
@@ -1462,7 +1531,25 @@
           <w:color w:val="2B2B2B"/>
           <w:sz w:val="22"/>
         </w:rPr>
-        <w:t>Repasa el deck y tus apuntes de cada sesión (</w:t>
+        <w:t xml:space="preserve">Estudia </w:t>
+      </w:r>
+      <w:r>
+        <w:rPr>
+          <w:rFonts w:ascii="Calibri" w:hAnsi="Calibri"/>
+          <w:b/>
+          <w:color w:val="2B2B2B"/>
+          <w:sz w:val="22"/>
+        </w:rPr>
+        <w:t>lo que está en el punto 3, y solo eso</w:t>
+      </w:r>
+      <w:r>
+        <w:rPr>
+          <w:rFonts w:ascii="Calibri" w:hAnsi="Calibri"/>
+          <w:b w:val="0"/>
+          <w:color w:val="2B2B2B"/>
+          <w:sz w:val="22"/>
+        </w:rPr>
+        <w:t>: el alcance del cuestionario son esas sesiones. Ten a mano el deck y tus apuntes de cada una (</w:t>
       </w:r>
       <w:r>
         <w:rPr>
@@ -1489,20 +1576,11 @@
       <w:r>
         <w:rPr>
           <w:rFonts w:ascii="Calibri" w:hAnsi="Calibri"/>
-          <w:b w:val="0"/>
-          <w:color w:val="2B2B2B"/>
-          <w:sz w:val="22"/>
-        </w:rPr>
-        <w:t xml:space="preserve">Ten a mano la </w:t>
-      </w:r>
-      <w:r>
-        <w:rPr>
-          <w:rFonts w:ascii="Calibri" w:hAnsi="Calibri"/>
           <w:b/>
           <w:color w:val="2B2B2B"/>
           <w:sz w:val="22"/>
         </w:rPr>
-        <w:t>lectura autónoma de la Sesión 01</w:t>
+        <w:t>Lectura autónoma de la Sesión 01</w:t>
       </w:r>
       <w:r>
         <w:rPr>
@@ -1511,7 +1589,7 @@
           <w:color w:val="2B2B2B"/>
           <w:sz w:val="22"/>
         </w:rPr>
-        <w:t xml:space="preserve"> (fundamentos del método científico) y lo que el Docente publique en CDigital.</w:t>
+        <w:t xml:space="preserve"> (U1–U2 · fundamentos del método científico y producto final del curso): ten claras las etapas del método y qué es un artículo de nuevo conocimiento. Es la base de todo lo demás.</w:t>
       </w:r>
     </w:p>
     <w:p>
@@ -1521,11 +1599,79 @@
       <w:r>
         <w:rPr>
           <w:rFonts w:ascii="Calibri" w:hAnsi="Calibri"/>
+          <w:b/>
+          <w:color w:val="2B2B2B"/>
+          <w:sz w:val="22"/>
+        </w:rPr>
+        <w:t>Sesión 02 — MinCiencias · 6 líneas de Ingeniería · elección de línea:</w:t>
+      </w:r>
+      <w:r>
+        <w:rPr>
+          <w:rFonts w:ascii="Calibri" w:hAnsi="Calibri"/>
           <w:b w:val="0"/>
           <w:color w:val="2B2B2B"/>
           <w:sz w:val="22"/>
         </w:rPr>
-        <w:t xml:space="preserve">Ten claro cómo distinguir </w:t>
+        <w:t xml:space="preserve"> Ten memorizadas las </w:t>
+      </w:r>
+      <w:r>
+        <w:rPr>
+          <w:rFonts w:ascii="Calibri" w:hAnsi="Calibri"/>
+          <w:b/>
+          <w:color w:val="2B2B2B"/>
+          <w:sz w:val="22"/>
+        </w:rPr>
+        <w:t>6 líneas de Ingeniería</w:t>
+      </w:r>
+      <w:r>
+        <w:rPr>
+          <w:rFonts w:ascii="Calibri" w:hAnsi="Calibri"/>
+          <w:b w:val="0"/>
+          <w:color w:val="2B2B2B"/>
+          <w:sz w:val="22"/>
+        </w:rPr>
+        <w:t xml:space="preserve"> de MinCiencias (IoT, Big Data, IA, cloud/FinTech, aplicaciones, telemática) y ten claro </w:t>
+      </w:r>
+      <w:r>
+        <w:rPr>
+          <w:rFonts w:ascii="Calibri" w:hAnsi="Calibri"/>
+          <w:b/>
+          <w:color w:val="2B2B2B"/>
+          <w:sz w:val="22"/>
+        </w:rPr>
+        <w:t>en cuál</w:t>
+      </w:r>
+      <w:r>
+        <w:rPr>
+          <w:rFonts w:ascii="Calibri" w:hAnsi="Calibri"/>
+          <w:b w:val="0"/>
+          <w:color w:val="2B2B2B"/>
+          <w:sz w:val="22"/>
+        </w:rPr>
+        <w:t xml:space="preserve"> se ubica tu tema y por qué.</w:t>
+      </w:r>
+    </w:p>
+    <w:p>
+      <w:pPr>
+        <w:pStyle w:val="ListBullet"/>
+      </w:pPr>
+      <w:r>
+        <w:rPr>
+          <w:rFonts w:ascii="Calibri" w:hAnsi="Calibri"/>
+          <w:b/>
+          <w:color w:val="2B2B2B"/>
+          <w:sz w:val="22"/>
+        </w:rPr>
+        <w:t>Sesión 03 — Prueba parcial · 1.er avance del artículo:</w:t>
+      </w:r>
+      <w:r>
+        <w:rPr>
+          <w:rFonts w:ascii="Calibri" w:hAnsi="Calibri"/>
+          <w:b w:val="0"/>
+          <w:color w:val="2B2B2B"/>
+          <w:sz w:val="22"/>
+        </w:rPr>
+        <w:t xml:space="preserve"> Distingue </w:t>
       </w:r>
       <w:r>
         <w:rPr>
@@ -1543,7 +1689,7 @@
           <w:color w:val="2B2B2B"/>
           <w:sz w:val="22"/>
         </w:rPr>
-        <w:t xml:space="preserve">, </w:t>
+        <w:t xml:space="preserve"> y </w:t>
       </w:r>
       <w:r>
         <w:rPr>
@@ -1561,7 +1707,25 @@
           <w:color w:val="2B2B2B"/>
           <w:sz w:val="22"/>
         </w:rPr>
-        <w:t xml:space="preserve"> y qué hace confiable una fuente.</w:t>
+        <w:t xml:space="preserve">, y qué hace </w:t>
+      </w:r>
+      <w:r>
+        <w:rPr>
+          <w:rFonts w:ascii="Calibri" w:hAnsi="Calibri"/>
+          <w:b/>
+          <w:color w:val="2B2B2B"/>
+          <w:sz w:val="22"/>
+        </w:rPr>
+        <w:t>confiable</w:t>
+      </w:r>
+      <w:r>
+        <w:rPr>
+          <w:rFonts w:ascii="Calibri" w:hAnsi="Calibri"/>
+          <w:b w:val="0"/>
+          <w:color w:val="2B2B2B"/>
+          <w:sz w:val="22"/>
+        </w:rPr>
+        <w:t xml:space="preserve"> a una fuente: quién la firma, dónde se publicó y de cuándo es.</w:t>
       </w:r>
     </w:p>
     <w:p>
@@ -1571,11 +1735,20 @@
       <w:r>
         <w:rPr>
           <w:rFonts w:ascii="Calibri" w:hAnsi="Calibri"/>
+          <w:b/>
+          <w:color w:val="2B2B2B"/>
+          <w:sz w:val="22"/>
+        </w:rPr>
+        <w:t>Sesión 04 — Problema y pregunta · bases de datos y gestores de citas:</w:t>
+      </w:r>
+      <w:r>
+        <w:rPr>
+          <w:rFonts w:ascii="Calibri" w:hAnsi="Calibri"/>
           <w:b w:val="0"/>
           <w:color w:val="2B2B2B"/>
           <w:sz w:val="22"/>
         </w:rPr>
-        <w:t xml:space="preserve">Repasa las </w:t>
+        <w:t xml:space="preserve"> Son </w:t>
       </w:r>
       <w:r>
         <w:rPr>
@@ -1584,7 +1757,7 @@
           <w:color w:val="2B2B2B"/>
           <w:sz w:val="22"/>
         </w:rPr>
-        <w:t>6 líneas de Ingeniería</w:t>
+        <w:t>dos</w:t>
       </w:r>
       <w:r>
         <w:rPr>
@@ -1593,13 +1766,17 @@
           <w:color w:val="2B2B2B"/>
           <w:sz w:val="22"/>
         </w:rPr>
-        <w:t xml:space="preserve"> de MinCiencias y en cuál se ubica tu tema.</w:t>
+        <w:t xml:space="preserve"> unidades en un encuentro y las dos se preguntan. (a) </w:t>
       </w:r>
-    </w:p>
-    <w:p>
-      <w:pPr>
-        <w:pStyle w:val="ListBullet"/>
-      </w:pPr>
+      <w:r>
+        <w:rPr>
+          <w:rFonts w:ascii="Calibri" w:hAnsi="Calibri"/>
+          <w:b/>
+          <w:color w:val="2B2B2B"/>
+          <w:sz w:val="22"/>
+        </w:rPr>
+        <w:t>Espina de pescado</w:t>
+      </w:r>
       <w:r>
         <w:rPr>
           <w:rFonts w:ascii="Calibri" w:hAnsi="Calibri"/>
@@ -1607,7 +1784,43 @@
           <w:color w:val="2B2B2B"/>
           <w:sz w:val="22"/>
         </w:rPr>
-        <w:t xml:space="preserve">Ten claro con tus palabras: </w:t>
+        <w:t xml:space="preserve">, </w:t>
+      </w:r>
+      <w:r>
+        <w:rPr>
+          <w:rFonts w:ascii="Calibri" w:hAnsi="Calibri"/>
+          <w:b/>
+          <w:color w:val="2B2B2B"/>
+          <w:sz w:val="22"/>
+        </w:rPr>
+        <w:t>árbol de problemas</w:t>
+      </w:r>
+      <w:r>
+        <w:rPr>
+          <w:rFonts w:ascii="Calibri" w:hAnsi="Calibri"/>
+          <w:b w:val="0"/>
+          <w:color w:val="2B2B2B"/>
+          <w:sz w:val="22"/>
+        </w:rPr>
+        <w:t xml:space="preserve"> y </w:t>
+      </w:r>
+      <w:r>
+        <w:rPr>
+          <w:rFonts w:ascii="Calibri" w:hAnsi="Calibri"/>
+          <w:b/>
+          <w:color w:val="2B2B2B"/>
+          <w:sz w:val="22"/>
+        </w:rPr>
+        <w:t>método 3D</w:t>
+      </w:r>
+      <w:r>
+        <w:rPr>
+          <w:rFonts w:ascii="Calibri" w:hAnsi="Calibri"/>
+          <w:b w:val="0"/>
+          <w:color w:val="2B2B2B"/>
+          <w:sz w:val="22"/>
+        </w:rPr>
+        <w:t xml:space="preserve"> para pasar del síntoma a la causa y de la causa a una pregunta viable; ten claro con tus palabras que </w:t>
       </w:r>
       <w:r>
         <w:rPr>
@@ -1625,7 +1838,111 @@
           <w:color w:val="2B2B2B"/>
           <w:sz w:val="22"/>
         </w:rPr>
-        <w:t>, y qué es una pregunta viable.</w:t>
+        <w:t xml:space="preserve">. (b) Búsqueda en </w:t>
+      </w:r>
+      <w:r>
+        <w:rPr>
+          <w:rFonts w:ascii="Calibri" w:hAnsi="Calibri"/>
+          <w:b/>
+          <w:color w:val="2B2B2B"/>
+          <w:sz w:val="22"/>
+        </w:rPr>
+        <w:t>biblioteca CUN, Scholar, SciELO y Redalyc</w:t>
+      </w:r>
+      <w:r>
+        <w:rPr>
+          <w:rFonts w:ascii="Calibri" w:hAnsi="Calibri"/>
+          <w:b w:val="0"/>
+          <w:color w:val="2B2B2B"/>
+          <w:sz w:val="22"/>
+        </w:rPr>
+        <w:t xml:space="preserve"> con </w:t>
+      </w:r>
+      <w:r>
+        <w:rPr>
+          <w:rFonts w:ascii="Calibri" w:hAnsi="Calibri"/>
+          <w:b/>
+          <w:color w:val="2B2B2B"/>
+          <w:sz w:val="22"/>
+        </w:rPr>
+        <w:t>operadores</w:t>
+      </w:r>
+      <w:r>
+        <w:rPr>
+          <w:rFonts w:ascii="Calibri" w:hAnsi="Calibri"/>
+          <w:b w:val="0"/>
+          <w:color w:val="2B2B2B"/>
+          <w:sz w:val="22"/>
+        </w:rPr>
+        <w:t xml:space="preserve"> (comillas, AND/OR, filtro por año), para qué sirve un gestor de citas (</w:t>
+      </w:r>
+      <w:r>
+        <w:rPr>
+          <w:rFonts w:ascii="Calibri" w:hAnsi="Calibri"/>
+          <w:b/>
+          <w:color w:val="2B2B2B"/>
+          <w:sz w:val="22"/>
+        </w:rPr>
+        <w:t>ZoteroBib</w:t>
+      </w:r>
+      <w:r>
+        <w:rPr>
+          <w:rFonts w:ascii="Calibri" w:hAnsi="Calibri"/>
+          <w:b w:val="0"/>
+          <w:color w:val="2B2B2B"/>
+          <w:sz w:val="22"/>
+        </w:rPr>
+        <w:t xml:space="preserve">) y cómo se cita en </w:t>
+      </w:r>
+      <w:r>
+        <w:rPr>
+          <w:rFonts w:ascii="Calibri" w:hAnsi="Calibri"/>
+          <w:b/>
+          <w:color w:val="2B2B2B"/>
+          <w:sz w:val="22"/>
+        </w:rPr>
+        <w:t>APA 7</w:t>
+      </w:r>
+      <w:r>
+        <w:rPr>
+          <w:rFonts w:ascii="Calibri" w:hAnsi="Calibri"/>
+          <w:b w:val="0"/>
+          <w:color w:val="2B2B2B"/>
+          <w:sz w:val="22"/>
+        </w:rPr>
+        <w:t>: cita en texto frente a referencia final.</w:t>
+      </w:r>
+    </w:p>
+    <w:p>
+      <w:pPr>
+        <w:pStyle w:val="ListBullet"/>
+      </w:pPr>
+      <w:r>
+        <w:rPr>
+          <w:rFonts w:ascii="Calibri" w:hAnsi="Calibri"/>
+          <w:b w:val="0"/>
+          <w:color w:val="2B2B2B"/>
+          <w:sz w:val="22"/>
+        </w:rPr>
+        <w:t xml:space="preserve">Ten fresca </w:t>
+      </w:r>
+      <w:r>
+        <w:rPr>
+          <w:rFonts w:ascii="Calibri" w:hAnsi="Calibri"/>
+          <w:b/>
+          <w:color w:val="2B2B2B"/>
+          <w:sz w:val="22"/>
+        </w:rPr>
+        <w:t>tu propia línea y tu propio tema</w:t>
+      </w:r>
+      <w:r>
+        <w:rPr>
+          <w:rFonts w:ascii="Calibri" w:hAnsi="Calibri"/>
+          <w:b w:val="0"/>
+          <w:color w:val="2B2B2B"/>
+          <w:sz w:val="22"/>
+        </w:rPr>
+        <w:t>: varios ítems se responden mejor pensando en tu caso.</w:t>
       </w:r>
     </w:p>
     <w:p>
@@ -2664,7 +2981,7 @@
                 <w:color w:val="2B2B2B"/>
                 <w:sz w:val="20"/>
               </w:rPr>
-              <w:t>17/09/2026</w:t>
+              <w:t>12/09/2026</w:t>
             </w:r>
           </w:p>
         </w:tc>
@@ -2933,7 +3250,25 @@
           <w:color w:val="2B2B2B"/>
           <w:sz w:val="22"/>
         </w:rPr>
-        <w:t xml:space="preserve">Cierra el día de la </w:t>
+        <w:t xml:space="preserve">Cierra </w:t>
+      </w:r>
+      <w:r>
+        <w:rPr>
+          <w:rFonts w:ascii="Calibri" w:hAnsi="Calibri"/>
+          <w:b/>
+          <w:color w:val="2B2B2B"/>
+          <w:sz w:val="22"/>
+        </w:rPr>
+        <w:t>el día</w:t>
+      </w:r>
+      <w:r>
+        <w:rPr>
+          <w:rFonts w:ascii="Calibri" w:hAnsi="Calibri"/>
+          <w:b w:val="0"/>
+          <w:color w:val="2B2B2B"/>
+          <w:sz w:val="22"/>
+        </w:rPr>
+        <w:t xml:space="preserve"> de la </w:t>
       </w:r>
       <w:r>
         <w:rPr>
@@ -2951,7 +3286,43 @@
           <w:color w:val="2B2B2B"/>
           <w:sz w:val="22"/>
         </w:rPr>
-        <w:t xml:space="preserve"> (formulación del planteamiento del problema): cierra el corte 2 junto con el Quiz 2.</w:t>
+        <w:t xml:space="preserve"> (Planteamiento del problema · marco teórico y revisión de literatura), que por eso </w:t>
+      </w:r>
+      <w:r>
+        <w:rPr>
+          <w:rFonts w:ascii="Calibri" w:hAnsi="Calibri"/>
+          <w:b/>
+          <w:color w:val="2B2B2B"/>
+          <w:sz w:val="22"/>
+        </w:rPr>
+        <w:t>no</w:t>
+      </w:r>
+      <w:r>
+        <w:rPr>
+          <w:rFonts w:ascii="Calibri" w:hAnsi="Calibri"/>
+          <w:b w:val="0"/>
+          <w:color w:val="2B2B2B"/>
+          <w:sz w:val="22"/>
+        </w:rPr>
+        <w:t xml:space="preserve"> entra: llega hasta la </w:t>
+      </w:r>
+      <w:r>
+        <w:rPr>
+          <w:rFonts w:ascii="Calibri" w:hAnsi="Calibri"/>
+          <w:b/>
+          <w:color w:val="2B2B2B"/>
+          <w:sz w:val="22"/>
+        </w:rPr>
+        <w:t>Sesión 04</w:t>
+      </w:r>
+      <w:r>
+        <w:rPr>
+          <w:rFonts w:ascii="Calibri" w:hAnsi="Calibri"/>
+          <w:b w:val="0"/>
+          <w:color w:val="2B2B2B"/>
+          <w:sz w:val="22"/>
+        </w:rPr>
+        <w:t xml:space="preserve"> (Problema y pregunta · bases de datos y gestores de citas). Con el Quiz 2 cierra el corte 2.</w:t>
       </w:r>
     </w:p>
     <w:p>
